--- a/docs/reports/oy-rals-practice-guide-rev-20261026.docx
+++ b/docs/reports/oy-rals-practice-guide-rev-20261026.docx
@@ -6843,7 +6843,7 @@
           <w:i w:val="0"/>
           <w:lang w:val="ko-KR" w:eastAsia="ko-KR"/>
         </w:rPr>
-        <w:t xml:space="preserve">화면 표시: 개입 수준 관찰·예방 · 안전 확인 우선 · 해석지 첫 행동 “이번 주 안에 자해·죽음 관련 안전 신호의 현재 상황을 직접 안전 면담으로 확인합니다.”</w:t>
+        <w:t xml:space="preserve">화면 표시: 개입 수준 단기 개별지원 · 안전 확인 우선 · 해석지 첫 행동 “오늘 안에 자해·죽음 관련 안전 신호의 현재 상황을 직접 안전 면담으로 확인합니다.”</w:t>
       </w:r>
     </w:p>
     <w:p>
@@ -6899,7 +6899,7 @@
           <w:i w:val="0"/>
           <w:lang w:val="ko-KR" w:eastAsia="ko-KR"/>
         </w:rPr>
-        <w:t xml:space="preserve">화면 표시: 개입 수준 관찰·예방 · 안전 확인 미완료 · 해석지 첫 행동 “학생이 편하게 도움을 청할 사람과 다음 만남 날짜를 정합니다.”</w:t>
+        <w:t xml:space="preserve">화면 표시: 개입 수준 집중 사례관리 (다기관) · 안전 확인 미완료 · 해석지 첫 행동 “오늘 안에 강요·협박·착취의 현재 위험 여부를 확인해 추가확인을 마칩니다.”</w:t>
       </w:r>
     </w:p>
     <w:p>

--- a/docs/reports/oy-rals-practice-guide-rev-20261026.docx
+++ b/docs/reports/oy-rals-practice-guide-rev-20261026.docx
@@ -7067,7 +7067,7 @@
           <w:i w:val="0"/>
           <w:lang w:val="ko-KR" w:eastAsia="ko-KR"/>
         </w:rPr>
-        <w:t xml:space="preserve">화면 표시: 개입 수준 관찰·예방 · 안전 확인 미완료 · 해석지 첫 행동 “이번 주 안에 자해·죽음 관련 안전 신호의 현재 상황을 직접 안전 면담으로 확인합니다.”</w:t>
+        <w:t xml:space="preserve">화면 표시: 개입 수준 단기 개별지원 · 안전 확인 미완료 · 해석지 첫 행동 “오늘 안에 자해·죽음 관련 안전 신호의 현재 상황을 직접 안전 면담으로 확인합니다.”</w:t>
       </w:r>
     </w:p>
     <w:p>
